--- a/ContextDocuments/abstractFinal.docx
+++ b/ContextDocuments/abstractFinal.docx
@@ -33,21 +33,45 @@
           <w:sz w:val="24"/>
           <w:szCs w:val="24"/>
         </w:rPr>
-        <w:t xml:space="preserve">The rapid growth of the Internet of Things (IoT) has intensified the threat of botnet attacks, where compromised devices are orchestrated to execute large-scale malicious activities such as denial-of-service, data theft, and service disruption. Although machine learning and deep learning approaches have achieved notable success in detecting such threats, their effectiveness often diminishes in real-world environments due to adversarial attacks, evolving traffic patterns, and dataset dependency. Building upon the lightweight IoT BotScan framework, which demonstrated strong detection performance using Random Forest under controlled conditions, this work addresses its major limitations—namely vulnerability to adversarial evasion, inability to adapt to concept drift, and reliance on a single dataset. We propose a hybrid ensemble learning framework that combines Random Forest, XGBoost, and LightGBM in a stacking architecture to deliver enhanced resilience and adaptability. The framework integrates adversarial training to harden the model against crafted evasion samples and incorporates an automated drift detection module to ensure timely adaptation under dynamic traffic conditions. Rigorous validation across three benchmark datasets—N-BaIoT, IoT-23, and BoT-IoT—will assess generalization beyond a single environment. The expected outcome is a detection system that not only sustains high accuracy but also preserves robustness under adversarial pressure and evolving network </w:t>
-      </w:r>
-      <w:r>
-        <w:rPr>
-          <w:sz w:val="24"/>
-          <w:szCs w:val="24"/>
-        </w:rPr>
-        <w:t>behaviours</w:t>
-      </w:r>
-      <w:r>
-        <w:rPr>
-          <w:sz w:val="24"/>
-          <w:szCs w:val="24"/>
-        </w:rPr>
-        <w:t xml:space="preserve">. </w:t>
+        <w:t>The rapid growth of the Internet of Things (IoT) has intensified the threat of botnet attacks, where compromised devices are orchestrated to execute large-scale malicious activities such as denial-of-service, data theft, and service disruption. Although machine learning and deep learning approaches have achieved notable success in detecting such threats, their effectiveness often diminishes in real-world environments due to adversarial attacks, evolving traffic patterns, and dataset dependency. Building upon the lightweight IoT BotScan framework, which demonstrated strong detection performance using Random Forest under controlled conditions, this work addresses its major limitations—namely vulnerability to adversarial evasion, inability to adapt to concept drift, and reliance on a single dataset. We propose a hybrid ensemble learning framework that combines Random Forest, XGBoost, and LightGBM in a stacking architecture to deliver enhanced resilience and adaptability.</w:t>
+      </w:r>
+      <w:r>
+        <w:rPr>
+          <w:sz w:val="24"/>
+          <w:szCs w:val="24"/>
+        </w:rPr>
+        <w:t xml:space="preserve"> </w:t>
+      </w:r>
+      <w:r>
+        <w:rPr>
+          <w:sz w:val="24"/>
+          <w:szCs w:val="24"/>
+        </w:rPr>
+        <w:t>The framework integrates an Adaptive Robustness Monitor (ARM) that evaluates resilience against realistic IoT perturbations—including sensor noise, feature dropout, and traffic bursts—tailored to tree-based ensembles. Additionally, an automated drift detection module employing Kolmogorov-Smirnov and Page-Hinkley statistical tests ensures timely adaptation under dynamic traffic conditions</w:t>
+      </w:r>
+      <w:r>
+        <w:rPr>
+          <w:sz w:val="24"/>
+          <w:szCs w:val="24"/>
+        </w:rPr>
+        <w:t>.</w:t>
+      </w:r>
+      <w:r>
+        <w:t xml:space="preserve"> </w:t>
+      </w:r>
+      <w:r>
+        <w:rPr>
+          <w:sz w:val="24"/>
+          <w:szCs w:val="24"/>
+        </w:rPr>
+        <w:t>Rigorous validation across three benchmark datasets—N-BaIoT (450,000 samples), IoT-23 (5,000 samples), and BoT-IoT (8,000 samples)—demonstrates strong generalization across 463,000 unified samples</w:t>
+      </w:r>
+      <w:r>
+        <w:rPr>
+          <w:sz w:val="24"/>
+          <w:szCs w:val="24"/>
+        </w:rPr>
+        <w:t>.</w:t>
       </w:r>
     </w:p>
     <w:p>
@@ -747,7 +771,6 @@
   <w:style w:type="character" w:default="1" w:styleId="DefaultParagraphFont">
     <w:name w:val="Default Paragraph Font"/>
     <w:uiPriority w:val="1"/>
-    <w:semiHidden/>
     <w:unhideWhenUsed/>
   </w:style>
   <w:style w:type="table" w:default="1" w:styleId="TableNormal">

--- a/ContextDocuments/abstractFinal.docx
+++ b/ContextDocuments/abstractFinal.docx
@@ -1,13 +1,15 @@
 
 <file path=word/document.xml><?xml version="1.0" encoding="utf-8"?>
-<w:document xmlns:wpc="http://schemas.microsoft.com/office/word/2010/wordprocessingCanvas" xmlns:cx="http://schemas.microsoft.com/office/drawing/2014/chartex" xmlns:cx1="http://schemas.microsoft.com/office/drawing/2015/9/8/chartex" xmlns:cx2="http://schemas.microsoft.com/office/drawing/2015/10/21/chartex" xmlns:cx3="http://schemas.microsoft.com/office/drawing/2016/5/9/chartex" xmlns:cx4="http://schemas.microsoft.com/office/drawing/2016/5/10/chartex" xmlns:cx5="http://schemas.microsoft.com/office/drawing/2016/5/11/chartex" xmlns:cx6="http://schemas.microsoft.com/office/drawing/2016/5/12/chartex" xmlns:cx7="http://schemas.microsoft.com/office/drawing/2016/5/13/chartex" xmlns:cx8="http://schemas.microsoft.com/office/drawing/2016/5/14/chartex" xmlns:mc="http://schemas.openxmlformats.org/markup-compatibility/2006" xmlns:aink="http://schemas.microsoft.com/office/drawing/2016/ink" xmlns:am3d="http://schemas.microsoft.com/office/drawing/2017/model3d" xmlns:o="urn:schemas-microsoft-com:office:office" xmlns:oel="http://schemas.microsoft.com/office/2019/extlst" xmlns:r="http://schemas.openxmlformats.org/officeDocument/2006/relationships" xmlns:m="http://schemas.openxmlformats.org/officeDocument/2006/math" xmlns:v="urn:schemas-microsoft-com:vml" xmlns:wp14="http://schemas.microsoft.com/office/word/2010/wordprocessingDrawing" xmlns:wp="http://schemas.openxmlformats.org/drawingml/2006/wordprocessingDrawing" xmlns:w10="urn:schemas-microsoft-com:office:word" xmlns:w="http://schemas.openxmlformats.org/wordprocessingml/2006/main" xmlns:w14="http://schemas.microsoft.com/office/word/2010/wordml" xmlns:w15="http://schemas.microsoft.com/office/word/2012/wordml" xmlns:w16cex="http://schemas.microsoft.com/office/word/2018/wordml/cex" xmlns:w16cid="http://schemas.microsoft.com/office/word/2016/wordml/cid" xmlns:w16="http://schemas.microsoft.com/office/word/2018/wordml" xmlns:w16du="http://schemas.microsoft.com/office/word/2023/wordml/word16du" xmlns:w16sdtdh="http://schemas.microsoft.com/office/word/2020/wordml/sdtdatahash" xmlns:w16sdtfl="http://schemas.microsoft.com/office/word/2024/wordml/sdtformatlock" xmlns:w16se="http://schemas.microsoft.com/office/word/2015/wordml/symex" xmlns:wpg="http://schemas.microsoft.com/office/word/2010/wordprocessingGroup" xmlns:wpi="http://schemas.microsoft.com/office/word/2010/wordprocessingInk" xmlns:wne="http://schemas.microsoft.com/office/word/2006/wordml" xmlns:wps="http://schemas.microsoft.com/office/word/2010/wordprocessingShape" mc:Ignorable="w14 w15 w16se w16cid w16 w16cex w16sdtdh w16sdtfl w16du wp14">
+<w:document xmlns:o="urn:schemas-microsoft-com:office:office" xmlns:r="http://schemas.openxmlformats.org/officeDocument/2006/relationships" xmlns:v="urn:schemas-microsoft-com:vml" xmlns:w="http://schemas.openxmlformats.org/wordprocessingml/2006/main" xmlns:w10="urn:schemas-microsoft-com:office:word" xmlns:wp="http://schemas.openxmlformats.org/drawingml/2006/wordprocessingDrawing" xmlns:pic="http://schemas.openxmlformats.org/drawingml/2006/picture" xmlns:wps="http://schemas.microsoft.com/office/word/2010/wordprocessingShape" xmlns:wpg="http://schemas.microsoft.com/office/word/2010/wordprocessingGroup" xmlns:mc="http://schemas.openxmlformats.org/markup-compatibility/2006" xmlns:wp14="http://schemas.microsoft.com/office/word/2010/wordprocessingDrawing" xmlns:w14="http://schemas.microsoft.com/office/word/2010/wordml" xmlns:w15="http://schemas.microsoft.com/office/word/2012/wordml" mc:Ignorable="w14 wp14 w15">
   <w:body>
     <w:p>
       <w:pPr>
         <w:pStyle w:val="Title"/>
         <w:jc w:val="both"/>
+        <w:rPr/>
       </w:pPr>
       <w:r>
+        <w:rPr/>
         <w:t>Enhancing IOT BotNet Detection through Hybrid Ensemble Learning</w:t>
       </w:r>
     </w:p>
@@ -15,13 +17,16 @@
       <w:pPr>
         <w:pStyle w:val="Heading1"/>
         <w:jc w:val="both"/>
+        <w:rPr/>
       </w:pPr>
       <w:r>
+        <w:rPr/>
         <w:t>Abstract</w:t>
       </w:r>
     </w:p>
     <w:p>
       <w:pPr>
+        <w:pStyle w:val="Normal"/>
         <w:jc w:val="both"/>
         <w:rPr>
           <w:sz w:val="24"/>
@@ -33,13 +38,10 @@
           <w:sz w:val="24"/>
           <w:szCs w:val="24"/>
         </w:rPr>
-        <w:t>The rapid growth of the Internet of Things (IoT) has intensified the threat of botnet attacks, where compromised devices are orchestrated to execute large-scale malicious activities such as denial-of-service, data theft, and service disruption. Although machine learning and deep learning approaches have achieved notable success in detecting such threats, their effectiveness often diminishes in real-world environments due to adversarial attacks, evolving traffic patterns, and dataset dependency. Building upon the lightweight IoT BotScan framework, which demonstrated strong detection performance using Random Forest under controlled conditions, this work addresses its major limitations—namely vulnerability to adversarial evasion, inability to adapt to concept drift, and reliance on a single dataset. We propose a hybrid ensemble learning framework that combines Random Forest, XGBoost, and LightGBM in a stacking architecture to deliver enhanced resilience and adaptability.</w:t>
+        <w:t>The rapid growth of the Internet of Things (IoT) has intensified the threat of botnet attacks, where compromised devices are orchestrated to execute large-scale malicious activities such as denial-of-service, data theft, and service disruption. Although machine learning and deep learning approaches have achieved notable success in detecting such threats, their effectiveness often diminishes in real-world environments due to adversarial attacks, evolving traffic patterns, and dataset dependency. Building upon the lightweight IoT BotScan framework, which demonstrated strong detection performance using Random Forest under controlled conditions, this work addresses its major limitations—namely vulnerability to adversarial evasion, inability to adapt to concept drift, and reliance on a single dataset. We propose a hybrid ensemble learning framework that combines Random Forest, XGBoost, and LightGBM in a stacking architecture to deliver enhanced resilience and adaptability. The framework integrates an Adaptive Robustness Monitor (ARM) that evaluates resilience against realistic IoT perturbations—including sensor noise, feature dropout, and traffic bursts—tailored to tree-based ensembles. Additionally, an automated drift detection module employing Kolmogorov-Smirnov and Page-Hinkley statistical tests ensures timely adaptation under dynamic traffic conditions.</w:t>
       </w:r>
       <w:r>
-        <w:rPr>
-          <w:sz w:val="24"/>
-          <w:szCs w:val="24"/>
-        </w:rPr>
+        <w:rPr/>
         <w:t xml:space="preserve"> </w:t>
       </w:r>
       <w:r>
@@ -47,44 +49,28 @@
           <w:sz w:val="24"/>
           <w:szCs w:val="24"/>
         </w:rPr>
-        <w:t>The framework integrates an Adaptive Robustness Monitor (ARM) that evaluates resilience against realistic IoT perturbations—including sensor noise, feature dropout, and traffic bursts—tailored to tree-based ensembles. Additionally, an automated drift detection module employing Kolmogorov-Smirnov and Page-Hinkley statistical tests ensures timely adaptation under dynamic traffic conditions</w:t>
-      </w:r>
-      <w:r>
-        <w:rPr>
-          <w:sz w:val="24"/>
-          <w:szCs w:val="24"/>
-        </w:rPr>
-        <w:t>.</w:t>
-      </w:r>
-      <w:r>
-        <w:t xml:space="preserve"> </w:t>
-      </w:r>
-      <w:r>
-        <w:rPr>
-          <w:sz w:val="24"/>
-          <w:szCs w:val="24"/>
-        </w:rPr>
-        <w:t>Rigorous validation across three benchmark datasets—N-BaIoT (450,000 samples), IoT-23 (5,000 samples), and BoT-IoT (8,000 samples)—demonstrates strong generalization across 463,000 unified samples</w:t>
-      </w:r>
-      <w:r>
-        <w:rPr>
-          <w:sz w:val="24"/>
-          <w:szCs w:val="24"/>
-        </w:rPr>
-        <w:t>.</w:t>
+        <w:t>Rigorous validation across three benchmark datasets—N-BaIoT, IoT-23  and BoT-IoT demonstrates strong generalization.</w:t>
       </w:r>
     </w:p>
     <w:p>
       <w:pPr>
+        <w:pStyle w:val="Normal"/>
         <w:jc w:val="both"/>
         <w:rPr>
           <w:sz w:val="24"/>
           <w:szCs w:val="24"/>
         </w:rPr>
       </w:pPr>
+      <w:r>
+        <w:rPr>
+          <w:sz w:val="24"/>
+          <w:szCs w:val="24"/>
+        </w:rPr>
+      </w:r>
     </w:p>
     <w:p>
       <w:pPr>
+        <w:pStyle w:val="Normal"/>
         <w:jc w:val="both"/>
         <w:rPr>
           <w:sz w:val="24"/>
@@ -97,53 +83,19 @@
           <w:szCs w:val="24"/>
         </w:rPr>
         <w:t>Kotiwale Sumesh Singh</w:t>
-      </w:r>
-      <w:r>
-        <w:rPr>
-          <w:sz w:val="24"/>
-          <w:szCs w:val="24"/>
-        </w:rPr>
         <w:tab/>
-      </w:r>
-      <w:r>
-        <w:rPr>
-          <w:sz w:val="24"/>
-          <w:szCs w:val="24"/>
-        </w:rPr>
         <w:tab/>
-      </w:r>
-      <w:r>
-        <w:rPr>
-          <w:sz w:val="24"/>
-          <w:szCs w:val="24"/>
-        </w:rPr>
         <w:tab/>
-      </w:r>
-      <w:r>
-        <w:rPr>
-          <w:sz w:val="24"/>
-          <w:szCs w:val="24"/>
-        </w:rPr>
         <w:tab/>
-      </w:r>
-      <w:r>
-        <w:rPr>
-          <w:sz w:val="24"/>
-          <w:szCs w:val="24"/>
-        </w:rPr>
         <w:tab/>
-      </w:r>
-      <w:r>
-        <w:rPr>
-          <w:sz w:val="24"/>
-          <w:szCs w:val="24"/>
-        </w:rPr>
         <w:tab/>
         <w:t xml:space="preserve">            Mentor’s signature</w:t>
       </w:r>
     </w:p>
     <w:p>
       <w:pPr>
+        <w:pStyle w:val="Normal"/>
+        <w:spacing w:before="0" w:after="160"/>
         <w:jc w:val="both"/>
         <w:rPr>
           <w:sz w:val="24"/>
@@ -159,21 +111,24 @@
       </w:r>
     </w:p>
     <w:sectPr>
+      <w:type w:val="nextPage"/>
       <w:pgSz w:w="11906" w:h="16838"/>
-      <w:pgMar w:top="1440" w:right="1440" w:bottom="1440" w:left="1440" w:header="708" w:footer="708" w:gutter="0"/>
-      <w:cols w:space="708"/>
-      <w:docGrid w:linePitch="360"/>
+      <w:pgMar w:left="1440" w:right="1440" w:gutter="0" w:header="0" w:top="1440" w:footer="0" w:bottom="1440"/>
+      <w:pgNumType w:fmt="decimal"/>
+      <w:formProt w:val="false"/>
+      <w:textDirection w:val="lrTb"/>
+      <w:docGrid w:type="default" w:linePitch="360" w:charSpace="0"/>
     </w:sectPr>
   </w:body>
 </w:document>
 </file>
 
 <file path=word/styles.xml><?xml version="1.0" encoding="utf-8"?>
-<w:styles xmlns:mc="http://schemas.openxmlformats.org/markup-compatibility/2006" xmlns:r="http://schemas.openxmlformats.org/officeDocument/2006/relationships" xmlns:w="http://schemas.openxmlformats.org/wordprocessingml/2006/main" xmlns:w14="http://schemas.microsoft.com/office/word/2010/wordml" xmlns:w15="http://schemas.microsoft.com/office/word/2012/wordml" xmlns:w16cex="http://schemas.microsoft.com/office/word/2018/wordml/cex" xmlns:w16cid="http://schemas.microsoft.com/office/word/2016/wordml/cid" xmlns:w16="http://schemas.microsoft.com/office/word/2018/wordml" xmlns:w16du="http://schemas.microsoft.com/office/word/2023/wordml/word16du" xmlns:w16sdtdh="http://schemas.microsoft.com/office/word/2020/wordml/sdtdatahash" xmlns:w16sdtfl="http://schemas.microsoft.com/office/word/2024/wordml/sdtformatlock" xmlns:w16se="http://schemas.microsoft.com/office/word/2015/wordml/symex" mc:Ignorable="w14 w15 w16se w16cid w16 w16cex w16sdtdh w16sdtfl w16du">
+<w:styles xmlns:w="http://schemas.openxmlformats.org/wordprocessingml/2006/main" xmlns:w14="http://schemas.microsoft.com/office/word/2010/wordml" xmlns:mc="http://schemas.openxmlformats.org/markup-compatibility/2006" mc:Ignorable="w14">
   <w:docDefaults>
     <w:rPrDefault>
       <w:rPr>
-        <w:rFonts w:asciiTheme="minorHAnsi" w:eastAsiaTheme="minorHAnsi" w:hAnsiTheme="minorHAnsi" w:cstheme="minorBidi"/>
+        <w:rFonts w:ascii="Calibri" w:hAnsi="Calibri" w:eastAsia="Calibri" w:cs="" w:asciiTheme="minorHAnsi" w:cstheme="minorBidi" w:eastAsiaTheme="minorHAnsi" w:hAnsiTheme="minorHAnsi"/>
         <w:kern w:val="2"/>
         <w:sz w:val="22"/>
         <w:szCs w:val="22"/>
@@ -183,21 +138,21 @@
     </w:rPrDefault>
     <w:pPrDefault>
       <w:pPr>
-        <w:spacing w:after="160" w:line="259" w:lineRule="auto"/>
+        <w:suppressAutoHyphens w:val="true"/>
       </w:pPr>
     </w:pPrDefault>
   </w:docDefaults>
   <w:latentStyles w:defLockedState="0" w:defUIPriority="99" w:defSemiHidden="0" w:defUnhideWhenUsed="0" w:defQFormat="0" w:count="376">
     <w:lsdException w:name="Normal" w:uiPriority="0" w:qFormat="1"/>
     <w:lsdException w:name="heading 1" w:uiPriority="9" w:qFormat="1"/>
-    <w:lsdException w:name="heading 2" w:semiHidden="1" w:uiPriority="9" w:unhideWhenUsed="1" w:qFormat="1"/>
-    <w:lsdException w:name="heading 3" w:semiHidden="1" w:uiPriority="9" w:unhideWhenUsed="1" w:qFormat="1"/>
-    <w:lsdException w:name="heading 4" w:semiHidden="1" w:uiPriority="9" w:unhideWhenUsed="1" w:qFormat="1"/>
-    <w:lsdException w:name="heading 5" w:semiHidden="1" w:uiPriority="9" w:unhideWhenUsed="1" w:qFormat="1"/>
-    <w:lsdException w:name="heading 6" w:semiHidden="1" w:uiPriority="9" w:unhideWhenUsed="1" w:qFormat="1"/>
-    <w:lsdException w:name="heading 7" w:semiHidden="1" w:uiPriority="9" w:unhideWhenUsed="1" w:qFormat="1"/>
-    <w:lsdException w:name="heading 8" w:semiHidden="1" w:uiPriority="9" w:unhideWhenUsed="1" w:qFormat="1"/>
-    <w:lsdException w:name="heading 9" w:semiHidden="1" w:uiPriority="9" w:unhideWhenUsed="1" w:qFormat="1"/>
+    <w:lsdException w:name="heading 2" w:uiPriority="9" w:semiHidden="1" w:unhideWhenUsed="1" w:qFormat="1"/>
+    <w:lsdException w:name="heading 3" w:uiPriority="9" w:semiHidden="1" w:unhideWhenUsed="1" w:qFormat="1"/>
+    <w:lsdException w:name="heading 4" w:uiPriority="9" w:semiHidden="1" w:unhideWhenUsed="1" w:qFormat="1"/>
+    <w:lsdException w:name="heading 5" w:uiPriority="9" w:semiHidden="1" w:unhideWhenUsed="1" w:qFormat="1"/>
+    <w:lsdException w:name="heading 6" w:uiPriority="9" w:semiHidden="1" w:unhideWhenUsed="1" w:qFormat="1"/>
+    <w:lsdException w:name="heading 7" w:uiPriority="9" w:semiHidden="1" w:unhideWhenUsed="1" w:qFormat="1"/>
+    <w:lsdException w:name="heading 8" w:uiPriority="9" w:semiHidden="1" w:unhideWhenUsed="1" w:qFormat="1"/>
+    <w:lsdException w:name="heading 9" w:uiPriority="9" w:semiHidden="1" w:unhideWhenUsed="1" w:qFormat="1"/>
     <w:lsdException w:name="index 1" w:semiHidden="1" w:unhideWhenUsed="1"/>
     <w:lsdException w:name="index 2" w:semiHidden="1" w:unhideWhenUsed="1"/>
     <w:lsdException w:name="index 3" w:semiHidden="1" w:unhideWhenUsed="1"/>
@@ -207,22 +162,22 @@
     <w:lsdException w:name="index 7" w:semiHidden="1" w:unhideWhenUsed="1"/>
     <w:lsdException w:name="index 8" w:semiHidden="1" w:unhideWhenUsed="1"/>
     <w:lsdException w:name="index 9" w:semiHidden="1" w:unhideWhenUsed="1"/>
-    <w:lsdException w:name="toc 1" w:semiHidden="1" w:uiPriority="39" w:unhideWhenUsed="1"/>
-    <w:lsdException w:name="toc 2" w:semiHidden="1" w:uiPriority="39" w:unhideWhenUsed="1"/>
-    <w:lsdException w:name="toc 3" w:semiHidden="1" w:uiPriority="39" w:unhideWhenUsed="1"/>
-    <w:lsdException w:name="toc 4" w:semiHidden="1" w:uiPriority="39" w:unhideWhenUsed="1"/>
-    <w:lsdException w:name="toc 5" w:semiHidden="1" w:uiPriority="39" w:unhideWhenUsed="1"/>
-    <w:lsdException w:name="toc 6" w:semiHidden="1" w:uiPriority="39" w:unhideWhenUsed="1"/>
-    <w:lsdException w:name="toc 7" w:semiHidden="1" w:uiPriority="39" w:unhideWhenUsed="1"/>
-    <w:lsdException w:name="toc 8" w:semiHidden="1" w:uiPriority="39" w:unhideWhenUsed="1"/>
-    <w:lsdException w:name="toc 9" w:semiHidden="1" w:uiPriority="39" w:unhideWhenUsed="1"/>
+    <w:lsdException w:name="toc 1" w:uiPriority="39" w:semiHidden="1" w:unhideWhenUsed="1"/>
+    <w:lsdException w:name="toc 2" w:uiPriority="39" w:semiHidden="1" w:unhideWhenUsed="1"/>
+    <w:lsdException w:name="toc 3" w:uiPriority="39" w:semiHidden="1" w:unhideWhenUsed="1"/>
+    <w:lsdException w:name="toc 4" w:uiPriority="39" w:semiHidden="1" w:unhideWhenUsed="1"/>
+    <w:lsdException w:name="toc 5" w:uiPriority="39" w:semiHidden="1" w:unhideWhenUsed="1"/>
+    <w:lsdException w:name="toc 6" w:uiPriority="39" w:semiHidden="1" w:unhideWhenUsed="1"/>
+    <w:lsdException w:name="toc 7" w:uiPriority="39" w:semiHidden="1" w:unhideWhenUsed="1"/>
+    <w:lsdException w:name="toc 8" w:uiPriority="39" w:semiHidden="1" w:unhideWhenUsed="1"/>
+    <w:lsdException w:name="toc 9" w:uiPriority="39" w:semiHidden="1" w:unhideWhenUsed="1"/>
     <w:lsdException w:name="Normal Indent" w:semiHidden="1" w:unhideWhenUsed="1"/>
     <w:lsdException w:name="footnote text" w:semiHidden="1" w:unhideWhenUsed="1"/>
     <w:lsdException w:name="annotation text" w:semiHidden="1" w:unhideWhenUsed="1"/>
     <w:lsdException w:name="header" w:semiHidden="1" w:unhideWhenUsed="1"/>
     <w:lsdException w:name="footer" w:semiHidden="1" w:unhideWhenUsed="1"/>
     <w:lsdException w:name="index heading" w:semiHidden="1" w:unhideWhenUsed="1"/>
-    <w:lsdException w:name="caption" w:semiHidden="1" w:uiPriority="35" w:unhideWhenUsed="1" w:qFormat="1"/>
+    <w:lsdException w:name="caption" w:uiPriority="35" w:semiHidden="1" w:unhideWhenUsed="1" w:qFormat="1"/>
     <w:lsdException w:name="table of figures" w:semiHidden="1" w:unhideWhenUsed="1"/>
     <w:lsdException w:name="envelope address" w:semiHidden="1" w:unhideWhenUsed="1"/>
     <w:lsdException w:name="envelope return" w:semiHidden="1" w:unhideWhenUsed="1"/>
@@ -253,7 +208,7 @@
     <w:lsdException w:name="Title" w:uiPriority="10" w:qFormat="1"/>
     <w:lsdException w:name="Closing" w:semiHidden="1" w:unhideWhenUsed="1"/>
     <w:lsdException w:name="Signature" w:semiHidden="1" w:unhideWhenUsed="1"/>
-    <w:lsdException w:name="Default Paragraph Font" w:semiHidden="1" w:uiPriority="1" w:unhideWhenUsed="1"/>
+    <w:lsdException w:name="Default Paragraph Font" w:uiPriority="1" w:semiHidden="1" w:unhideWhenUsed="1"/>
     <w:lsdException w:name="Body Text" w:semiHidden="1" w:unhideWhenUsed="1"/>
     <w:lsdException w:name="Body Text Indent" w:semiHidden="1" w:unhideWhenUsed="1"/>
     <w:lsdException w:name="List Continue" w:semiHidden="1" w:unhideWhenUsed="1"/>
@@ -453,8 +408,8 @@
     <w:lsdException w:name="Subtle Reference" w:uiPriority="31" w:qFormat="1"/>
     <w:lsdException w:name="Intense Reference" w:uiPriority="32" w:qFormat="1"/>
     <w:lsdException w:name="Book Title" w:uiPriority="33" w:qFormat="1"/>
-    <w:lsdException w:name="Bibliography" w:semiHidden="1" w:uiPriority="37" w:unhideWhenUsed="1"/>
-    <w:lsdException w:name="TOC Heading" w:semiHidden="1" w:uiPriority="39" w:unhideWhenUsed="1" w:qFormat="1"/>
+    <w:lsdException w:name="Bibliography" w:uiPriority="37" w:semiHidden="1" w:unhideWhenUsed="1"/>
+    <w:lsdException w:name="TOC Heading" w:uiPriority="39" w:semiHidden="1" w:unhideWhenUsed="1" w:qFormat="1"/>
     <w:lsdException w:name="Plain Table 1" w:uiPriority="41"/>
     <w:lsdException w:name="Plain Table 2" w:uiPriority="42"/>
     <w:lsdException w:name="Plain Table 3" w:uiPriority="43"/>
@@ -565,9 +520,24 @@
     <w:lsdException w:name="Unresolved Mention" w:semiHidden="1" w:unhideWhenUsed="1"/>
     <w:lsdException w:name="Smart Link" w:semiHidden="1" w:unhideWhenUsed="1"/>
   </w:latentStyles>
-  <w:style w:type="paragraph" w:default="1" w:styleId="Normal">
+  <w:style w:type="paragraph" w:styleId="Normal" w:default="1">
     <w:name w:val="Normal"/>
     <w:qFormat/>
+    <w:pPr>
+      <w:widowControl/>
+      <w:bidi w:val="0"/>
+      <w:spacing w:lineRule="auto" w:line="259" w:before="0" w:after="160"/>
+      <w:jc w:val="start"/>
+    </w:pPr>
+    <w:rPr>
+      <w:rFonts w:ascii="Calibri" w:hAnsi="Calibri" w:eastAsia="Calibri" w:cs="" w:asciiTheme="minorHAnsi" w:cstheme="minorBidi" w:eastAsiaTheme="minorHAnsi" w:hAnsiTheme="minorHAnsi"/>
+      <w:color w:val="auto"/>
+      <w:kern w:val="2"/>
+      <w:sz w:val="22"/>
+      <w:szCs w:val="22"/>
+      <w:lang w:val="en-IN" w:eastAsia="en-US" w:bidi="ar-SA"/>
+      <w14:ligatures w14:val="standardContextual"/>
+    </w:rPr>
   </w:style>
   <w:style w:type="paragraph" w:styleId="Heading1">
     <w:name w:val="heading 1"/>
@@ -576,16 +546,16 @@
     <w:link w:val="Heading1Char"/>
     <w:uiPriority w:val="9"/>
     <w:qFormat/>
-    <w:rsid w:val="00FD5BA9"/>
-    <w:pPr>
-      <w:keepNext/>
+    <w:rsid w:val="00fd5ba9"/>
+    <w:pPr>
+      <w:keepNext w:val="true"/>
       <w:keepLines/>
       <w:spacing w:before="360" w:after="80"/>
       <w:outlineLvl w:val="0"/>
     </w:pPr>
     <w:rPr>
-      <w:rFonts w:asciiTheme="majorHAnsi" w:eastAsiaTheme="majorEastAsia" w:hAnsiTheme="majorHAnsi" w:cstheme="majorBidi"/>
-      <w:color w:val="2F5496" w:themeColor="accent1" w:themeShade="BF"/>
+      <w:rFonts w:ascii="Calibri Light" w:hAnsi="Calibri Light" w:eastAsia="" w:cs="" w:asciiTheme="majorHAnsi" w:cstheme="majorBidi" w:eastAsiaTheme="majorEastAsia" w:hAnsiTheme="majorHAnsi"/>
+      <w:color w:themeColor="accent1" w:themeShade="bf" w:val="2F5496"/>
       <w:sz w:val="40"/>
       <w:szCs w:val="40"/>
     </w:rPr>
@@ -599,16 +569,16 @@
     <w:semiHidden/>
     <w:unhideWhenUsed/>
     <w:qFormat/>
-    <w:rsid w:val="00FD5BA9"/>
-    <w:pPr>
-      <w:keepNext/>
+    <w:rsid w:val="00fd5ba9"/>
+    <w:pPr>
+      <w:keepNext w:val="true"/>
       <w:keepLines/>
       <w:spacing w:before="160" w:after="80"/>
       <w:outlineLvl w:val="1"/>
     </w:pPr>
     <w:rPr>
-      <w:rFonts w:asciiTheme="majorHAnsi" w:eastAsiaTheme="majorEastAsia" w:hAnsiTheme="majorHAnsi" w:cstheme="majorBidi"/>
-      <w:color w:val="2F5496" w:themeColor="accent1" w:themeShade="BF"/>
+      <w:rFonts w:ascii="Calibri Light" w:hAnsi="Calibri Light" w:eastAsia="" w:cs="" w:asciiTheme="majorHAnsi" w:cstheme="majorBidi" w:eastAsiaTheme="majorEastAsia" w:hAnsiTheme="majorHAnsi"/>
+      <w:color w:themeColor="accent1" w:themeShade="bf" w:val="2F5496"/>
       <w:sz w:val="32"/>
       <w:szCs w:val="32"/>
     </w:rPr>
@@ -622,16 +592,16 @@
     <w:semiHidden/>
     <w:unhideWhenUsed/>
     <w:qFormat/>
-    <w:rsid w:val="00FD5BA9"/>
-    <w:pPr>
-      <w:keepNext/>
+    <w:rsid w:val="00fd5ba9"/>
+    <w:pPr>
+      <w:keepNext w:val="true"/>
       <w:keepLines/>
       <w:spacing w:before="160" w:after="80"/>
       <w:outlineLvl w:val="2"/>
     </w:pPr>
     <w:rPr>
-      <w:rFonts w:eastAsiaTheme="majorEastAsia" w:cstheme="majorBidi"/>
-      <w:color w:val="2F5496" w:themeColor="accent1" w:themeShade="BF"/>
+      <w:rFonts w:eastAsia="" w:cs="" w:cstheme="majorBidi" w:eastAsiaTheme="majorEastAsia"/>
+      <w:color w:themeColor="accent1" w:themeShade="bf" w:val="2F5496"/>
       <w:sz w:val="28"/>
       <w:szCs w:val="28"/>
     </w:rPr>
@@ -645,18 +615,18 @@
     <w:semiHidden/>
     <w:unhideWhenUsed/>
     <w:qFormat/>
-    <w:rsid w:val="00FD5BA9"/>
-    <w:pPr>
-      <w:keepNext/>
+    <w:rsid w:val="00fd5ba9"/>
+    <w:pPr>
+      <w:keepNext w:val="true"/>
       <w:keepLines/>
       <w:spacing w:before="80" w:after="40"/>
       <w:outlineLvl w:val="3"/>
     </w:pPr>
     <w:rPr>
-      <w:rFonts w:eastAsiaTheme="majorEastAsia" w:cstheme="majorBidi"/>
+      <w:rFonts w:eastAsia="" w:cs="" w:cstheme="majorBidi" w:eastAsiaTheme="majorEastAsia"/>
       <w:i/>
       <w:iCs/>
-      <w:color w:val="2F5496" w:themeColor="accent1" w:themeShade="BF"/>
+      <w:color w:themeColor="accent1" w:themeShade="bf" w:val="2F5496"/>
     </w:rPr>
   </w:style>
   <w:style w:type="paragraph" w:styleId="Heading5">
@@ -668,16 +638,16 @@
     <w:semiHidden/>
     <w:unhideWhenUsed/>
     <w:qFormat/>
-    <w:rsid w:val="00FD5BA9"/>
-    <w:pPr>
-      <w:keepNext/>
+    <w:rsid w:val="00fd5ba9"/>
+    <w:pPr>
+      <w:keepNext w:val="true"/>
       <w:keepLines/>
       <w:spacing w:before="80" w:after="40"/>
       <w:outlineLvl w:val="4"/>
     </w:pPr>
     <w:rPr>
-      <w:rFonts w:eastAsiaTheme="majorEastAsia" w:cstheme="majorBidi"/>
-      <w:color w:val="2F5496" w:themeColor="accent1" w:themeShade="BF"/>
+      <w:rFonts w:eastAsia="" w:cs="" w:cstheme="majorBidi" w:eastAsiaTheme="majorEastAsia"/>
+      <w:color w:themeColor="accent1" w:themeShade="bf" w:val="2F5496"/>
     </w:rPr>
   </w:style>
   <w:style w:type="paragraph" w:styleId="Heading6">
@@ -689,18 +659,18 @@
     <w:semiHidden/>
     <w:unhideWhenUsed/>
     <w:qFormat/>
-    <w:rsid w:val="00FD5BA9"/>
-    <w:pPr>
-      <w:keepNext/>
+    <w:rsid w:val="00fd5ba9"/>
+    <w:pPr>
+      <w:keepNext w:val="true"/>
       <w:keepLines/>
       <w:spacing w:before="40" w:after="0"/>
       <w:outlineLvl w:val="5"/>
     </w:pPr>
     <w:rPr>
-      <w:rFonts w:eastAsiaTheme="majorEastAsia" w:cstheme="majorBidi"/>
+      <w:rFonts w:eastAsia="" w:cs="" w:cstheme="majorBidi" w:eastAsiaTheme="majorEastAsia"/>
       <w:i/>
       <w:iCs/>
-      <w:color w:val="595959" w:themeColor="text1" w:themeTint="A6"/>
+      <w:color w:themeColor="text1" w:themeTint="a6" w:val="595959"/>
     </w:rPr>
   </w:style>
   <w:style w:type="paragraph" w:styleId="Heading7">
@@ -712,16 +682,16 @@
     <w:semiHidden/>
     <w:unhideWhenUsed/>
     <w:qFormat/>
-    <w:rsid w:val="00FD5BA9"/>
-    <w:pPr>
-      <w:keepNext/>
+    <w:rsid w:val="00fd5ba9"/>
+    <w:pPr>
+      <w:keepNext w:val="true"/>
       <w:keepLines/>
       <w:spacing w:before="40" w:after="0"/>
       <w:outlineLvl w:val="6"/>
     </w:pPr>
     <w:rPr>
-      <w:rFonts w:eastAsiaTheme="majorEastAsia" w:cstheme="majorBidi"/>
-      <w:color w:val="595959" w:themeColor="text1" w:themeTint="A6"/>
+      <w:rFonts w:eastAsia="" w:cs="" w:cstheme="majorBidi" w:eastAsiaTheme="majorEastAsia"/>
+      <w:color w:themeColor="text1" w:themeTint="a6" w:val="595959"/>
     </w:rPr>
   </w:style>
   <w:style w:type="paragraph" w:styleId="Heading8">
@@ -733,18 +703,18 @@
     <w:semiHidden/>
     <w:unhideWhenUsed/>
     <w:qFormat/>
-    <w:rsid w:val="00FD5BA9"/>
-    <w:pPr>
-      <w:keepNext/>
+    <w:rsid w:val="00fd5ba9"/>
+    <w:pPr>
+      <w:keepNext w:val="true"/>
       <w:keepLines/>
-      <w:spacing w:after="0"/>
+      <w:spacing w:before="0" w:after="0"/>
       <w:outlineLvl w:val="7"/>
     </w:pPr>
     <w:rPr>
-      <w:rFonts w:eastAsiaTheme="majorEastAsia" w:cstheme="majorBidi"/>
+      <w:rFonts w:eastAsia="" w:cs="" w:cstheme="majorBidi" w:eastAsiaTheme="majorEastAsia"/>
       <w:i/>
       <w:iCs/>
-      <w:color w:val="272727" w:themeColor="text1" w:themeTint="D8"/>
+      <w:color w:themeColor="text1" w:themeTint="d8" w:val="272727"/>
     </w:rPr>
   </w:style>
   <w:style w:type="paragraph" w:styleId="Heading9">
@@ -756,22 +726,390 @@
     <w:semiHidden/>
     <w:unhideWhenUsed/>
     <w:qFormat/>
-    <w:rsid w:val="00FD5BA9"/>
-    <w:pPr>
-      <w:keepNext/>
+    <w:rsid w:val="00fd5ba9"/>
+    <w:pPr>
+      <w:keepNext w:val="true"/>
       <w:keepLines/>
-      <w:spacing w:after="0"/>
+      <w:spacing w:before="0" w:after="0"/>
       <w:outlineLvl w:val="8"/>
     </w:pPr>
     <w:rPr>
-      <w:rFonts w:eastAsiaTheme="majorEastAsia" w:cstheme="majorBidi"/>
-      <w:color w:val="272727" w:themeColor="text1" w:themeTint="D8"/>
-    </w:rPr>
-  </w:style>
-  <w:style w:type="character" w:default="1" w:styleId="DefaultParagraphFont">
+      <w:rFonts w:eastAsia="" w:cs="" w:cstheme="majorBidi" w:eastAsiaTheme="majorEastAsia"/>
+      <w:color w:themeColor="text1" w:themeTint="d8" w:val="272727"/>
+    </w:rPr>
+  </w:style>
+  <w:style w:type="character" w:styleId="DefaultParagraphFont" w:default="1">
     <w:name w:val="Default Paragraph Font"/>
     <w:uiPriority w:val="1"/>
     <w:unhideWhenUsed/>
+    <w:qFormat/>
+    <w:rPr/>
+  </w:style>
+  <w:style w:type="character" w:styleId="Heading1Char" w:customStyle="1">
+    <w:name w:val="Heading 1 Char"/>
+    <w:basedOn w:val="DefaultParagraphFont"/>
+    <w:link w:val="Heading1"/>
+    <w:uiPriority w:val="9"/>
+    <w:qFormat/>
+    <w:rsid w:val="00fd5ba9"/>
+    <w:rPr>
+      <w:rFonts w:ascii="Calibri Light" w:hAnsi="Calibri Light" w:eastAsia="" w:cs="" w:asciiTheme="majorHAnsi" w:cstheme="majorBidi" w:eastAsiaTheme="majorEastAsia" w:hAnsiTheme="majorHAnsi"/>
+      <w:color w:themeColor="accent1" w:themeShade="bf" w:val="2F5496"/>
+      <w:sz w:val="40"/>
+      <w:szCs w:val="40"/>
+    </w:rPr>
+  </w:style>
+  <w:style w:type="character" w:styleId="Heading2Char" w:customStyle="1">
+    <w:name w:val="Heading 2 Char"/>
+    <w:basedOn w:val="DefaultParagraphFont"/>
+    <w:link w:val="Heading2"/>
+    <w:uiPriority w:val="9"/>
+    <w:semiHidden/>
+    <w:qFormat/>
+    <w:rsid w:val="00fd5ba9"/>
+    <w:rPr>
+      <w:rFonts w:ascii="Calibri Light" w:hAnsi="Calibri Light" w:eastAsia="" w:cs="" w:asciiTheme="majorHAnsi" w:cstheme="majorBidi" w:eastAsiaTheme="majorEastAsia" w:hAnsiTheme="majorHAnsi"/>
+      <w:color w:themeColor="accent1" w:themeShade="bf" w:val="2F5496"/>
+      <w:sz w:val="32"/>
+      <w:szCs w:val="32"/>
+    </w:rPr>
+  </w:style>
+  <w:style w:type="character" w:styleId="Heading3Char" w:customStyle="1">
+    <w:name w:val="Heading 3 Char"/>
+    <w:basedOn w:val="DefaultParagraphFont"/>
+    <w:link w:val="Heading3"/>
+    <w:uiPriority w:val="9"/>
+    <w:semiHidden/>
+    <w:qFormat/>
+    <w:rsid w:val="00fd5ba9"/>
+    <w:rPr>
+      <w:rFonts w:eastAsia="" w:cs="" w:cstheme="majorBidi" w:eastAsiaTheme="majorEastAsia"/>
+      <w:color w:themeColor="accent1" w:themeShade="bf" w:val="2F5496"/>
+      <w:sz w:val="28"/>
+      <w:szCs w:val="28"/>
+    </w:rPr>
+  </w:style>
+  <w:style w:type="character" w:styleId="Heading4Char" w:customStyle="1">
+    <w:name w:val="Heading 4 Char"/>
+    <w:basedOn w:val="DefaultParagraphFont"/>
+    <w:link w:val="Heading4"/>
+    <w:uiPriority w:val="9"/>
+    <w:semiHidden/>
+    <w:qFormat/>
+    <w:rsid w:val="00fd5ba9"/>
+    <w:rPr>
+      <w:rFonts w:eastAsia="" w:cs="" w:cstheme="majorBidi" w:eastAsiaTheme="majorEastAsia"/>
+      <w:i/>
+      <w:iCs/>
+      <w:color w:themeColor="accent1" w:themeShade="bf" w:val="2F5496"/>
+    </w:rPr>
+  </w:style>
+  <w:style w:type="character" w:styleId="Heading5Char" w:customStyle="1">
+    <w:name w:val="Heading 5 Char"/>
+    <w:basedOn w:val="DefaultParagraphFont"/>
+    <w:link w:val="Heading5"/>
+    <w:uiPriority w:val="9"/>
+    <w:semiHidden/>
+    <w:qFormat/>
+    <w:rsid w:val="00fd5ba9"/>
+    <w:rPr>
+      <w:rFonts w:eastAsia="" w:cs="" w:cstheme="majorBidi" w:eastAsiaTheme="majorEastAsia"/>
+      <w:color w:themeColor="accent1" w:themeShade="bf" w:val="2F5496"/>
+    </w:rPr>
+  </w:style>
+  <w:style w:type="character" w:styleId="Heading6Char" w:customStyle="1">
+    <w:name w:val="Heading 6 Char"/>
+    <w:basedOn w:val="DefaultParagraphFont"/>
+    <w:link w:val="Heading6"/>
+    <w:uiPriority w:val="9"/>
+    <w:semiHidden/>
+    <w:qFormat/>
+    <w:rsid w:val="00fd5ba9"/>
+    <w:rPr>
+      <w:rFonts w:eastAsia="" w:cs="" w:cstheme="majorBidi" w:eastAsiaTheme="majorEastAsia"/>
+      <w:i/>
+      <w:iCs/>
+      <w:color w:themeColor="text1" w:themeTint="a6" w:val="595959"/>
+    </w:rPr>
+  </w:style>
+  <w:style w:type="character" w:styleId="Heading7Char" w:customStyle="1">
+    <w:name w:val="Heading 7 Char"/>
+    <w:basedOn w:val="DefaultParagraphFont"/>
+    <w:link w:val="Heading7"/>
+    <w:uiPriority w:val="9"/>
+    <w:semiHidden/>
+    <w:qFormat/>
+    <w:rsid w:val="00fd5ba9"/>
+    <w:rPr>
+      <w:rFonts w:eastAsia="" w:cs="" w:cstheme="majorBidi" w:eastAsiaTheme="majorEastAsia"/>
+      <w:color w:themeColor="text1" w:themeTint="a6" w:val="595959"/>
+    </w:rPr>
+  </w:style>
+  <w:style w:type="character" w:styleId="Heading8Char" w:customStyle="1">
+    <w:name w:val="Heading 8 Char"/>
+    <w:basedOn w:val="DefaultParagraphFont"/>
+    <w:link w:val="Heading8"/>
+    <w:uiPriority w:val="9"/>
+    <w:semiHidden/>
+    <w:qFormat/>
+    <w:rsid w:val="00fd5ba9"/>
+    <w:rPr>
+      <w:rFonts w:eastAsia="" w:cs="" w:cstheme="majorBidi" w:eastAsiaTheme="majorEastAsia"/>
+      <w:i/>
+      <w:iCs/>
+      <w:color w:themeColor="text1" w:themeTint="d8" w:val="272727"/>
+    </w:rPr>
+  </w:style>
+  <w:style w:type="character" w:styleId="Heading9Char" w:customStyle="1">
+    <w:name w:val="Heading 9 Char"/>
+    <w:basedOn w:val="DefaultParagraphFont"/>
+    <w:link w:val="Heading9"/>
+    <w:uiPriority w:val="9"/>
+    <w:semiHidden/>
+    <w:qFormat/>
+    <w:rsid w:val="00fd5ba9"/>
+    <w:rPr>
+      <w:rFonts w:eastAsia="" w:cs="" w:cstheme="majorBidi" w:eastAsiaTheme="majorEastAsia"/>
+      <w:color w:themeColor="text1" w:themeTint="d8" w:val="272727"/>
+    </w:rPr>
+  </w:style>
+  <w:style w:type="character" w:styleId="TitleChar" w:customStyle="1">
+    <w:name w:val="Title Char"/>
+    <w:basedOn w:val="DefaultParagraphFont"/>
+    <w:link w:val="Title"/>
+    <w:uiPriority w:val="10"/>
+    <w:qFormat/>
+    <w:rsid w:val="00fd5ba9"/>
+    <w:rPr>
+      <w:rFonts w:ascii="Calibri Light" w:hAnsi="Calibri Light" w:eastAsia="" w:cs="" w:asciiTheme="majorHAnsi" w:cstheme="majorBidi" w:eastAsiaTheme="majorEastAsia" w:hAnsiTheme="majorHAnsi"/>
+      <w:spacing w:val="-10"/>
+      <w:kern w:val="2"/>
+      <w:sz w:val="56"/>
+      <w:szCs w:val="56"/>
+    </w:rPr>
+  </w:style>
+  <w:style w:type="character" w:styleId="SubtitleChar" w:customStyle="1">
+    <w:name w:val="Subtitle Char"/>
+    <w:basedOn w:val="DefaultParagraphFont"/>
+    <w:link w:val="Subtitle"/>
+    <w:uiPriority w:val="11"/>
+    <w:qFormat/>
+    <w:rsid w:val="00fd5ba9"/>
+    <w:rPr>
+      <w:rFonts w:eastAsia="" w:cs="" w:cstheme="majorBidi" w:eastAsiaTheme="majorEastAsia"/>
+      <w:color w:themeColor="text1" w:themeTint="a6" w:val="595959"/>
+      <w:spacing w:val="15"/>
+      <w:sz w:val="28"/>
+      <w:szCs w:val="28"/>
+    </w:rPr>
+  </w:style>
+  <w:style w:type="character" w:styleId="QuoteChar" w:customStyle="1">
+    <w:name w:val="Quote Char"/>
+    <w:basedOn w:val="DefaultParagraphFont"/>
+    <w:link w:val="Quote"/>
+    <w:uiPriority w:val="29"/>
+    <w:qFormat/>
+    <w:rsid w:val="00fd5ba9"/>
+    <w:rPr>
+      <w:i/>
+      <w:iCs/>
+      <w:color w:themeColor="text1" w:themeTint="bf" w:val="404040"/>
+    </w:rPr>
+  </w:style>
+  <w:style w:type="character" w:styleId="IntenseEmphasis">
+    <w:name w:val="Intense Emphasis"/>
+    <w:basedOn w:val="DefaultParagraphFont"/>
+    <w:uiPriority w:val="21"/>
+    <w:qFormat/>
+    <w:rsid w:val="00fd5ba9"/>
+    <w:rPr>
+      <w:i/>
+      <w:iCs/>
+      <w:color w:themeColor="accent1" w:themeShade="bf" w:val="2F5496"/>
+    </w:rPr>
+  </w:style>
+  <w:style w:type="character" w:styleId="IntenseQuoteChar" w:customStyle="1">
+    <w:name w:val="Intense Quote Char"/>
+    <w:basedOn w:val="DefaultParagraphFont"/>
+    <w:link w:val="IntenseQuote"/>
+    <w:uiPriority w:val="30"/>
+    <w:qFormat/>
+    <w:rsid w:val="00fd5ba9"/>
+    <w:rPr>
+      <w:i/>
+      <w:iCs/>
+      <w:color w:themeColor="accent1" w:themeShade="bf" w:val="2F5496"/>
+    </w:rPr>
+  </w:style>
+  <w:style w:type="character" w:styleId="IntenseReference">
+    <w:name w:val="Intense Reference"/>
+    <w:basedOn w:val="DefaultParagraphFont"/>
+    <w:uiPriority w:val="32"/>
+    <w:qFormat/>
+    <w:rsid w:val="00fd5ba9"/>
+    <w:rPr>
+      <w:b/>
+      <w:bCs/>
+      <w:smallCaps/>
+      <w:color w:themeColor="accent1" w:themeShade="bf" w:val="2F5496"/>
+      <w:spacing w:val="5"/>
+    </w:rPr>
+  </w:style>
+  <w:style w:type="paragraph" w:styleId="Heading">
+    <w:name w:val="Heading"/>
+    <w:basedOn w:val="Normal"/>
+    <w:next w:val="BodyText"/>
+    <w:qFormat/>
+    <w:pPr>
+      <w:keepNext w:val="true"/>
+      <w:spacing w:before="240" w:after="120"/>
+    </w:pPr>
+    <w:rPr>
+      <w:rFonts w:ascii="Liberation Sans" w:hAnsi="Liberation Sans" w:eastAsia="Microsoft YaHei" w:cs="Lucida Sans"/>
+      <w:sz w:val="28"/>
+      <w:szCs w:val="28"/>
+    </w:rPr>
+  </w:style>
+  <w:style w:type="paragraph" w:styleId="BodyText">
+    <w:name w:val="Body Text"/>
+    <w:basedOn w:val="Normal"/>
+    <w:pPr>
+      <w:spacing w:lineRule="auto" w:line="276" w:before="0" w:after="140"/>
+    </w:pPr>
+    <w:rPr/>
+  </w:style>
+  <w:style w:type="paragraph" w:styleId="List">
+    <w:name w:val="List"/>
+    <w:basedOn w:val="BodyText"/>
+    <w:pPr/>
+    <w:rPr>
+      <w:rFonts w:cs="Lucida Sans"/>
+    </w:rPr>
+  </w:style>
+  <w:style w:type="paragraph" w:styleId="Caption">
+    <w:name w:val="caption"/>
+    <w:basedOn w:val="Normal"/>
+    <w:qFormat/>
+    <w:pPr>
+      <w:suppressLineNumbers/>
+      <w:spacing w:before="120" w:after="120"/>
+    </w:pPr>
+    <w:rPr>
+      <w:rFonts w:cs="Lucida Sans"/>
+      <w:i/>
+      <w:iCs/>
+      <w:sz w:val="24"/>
+      <w:szCs w:val="24"/>
+    </w:rPr>
+  </w:style>
+  <w:style w:type="paragraph" w:styleId="Index">
+    <w:name w:val="Index"/>
+    <w:basedOn w:val="Normal"/>
+    <w:qFormat/>
+    <w:pPr>
+      <w:suppressLineNumbers/>
+    </w:pPr>
+    <w:rPr>
+      <w:rFonts w:cs="Lucida Sans"/>
+    </w:rPr>
+  </w:style>
+  <w:style w:type="paragraph" w:styleId="Title">
+    <w:name w:val="Title"/>
+    <w:basedOn w:val="Normal"/>
+    <w:next w:val="Normal"/>
+    <w:link w:val="TitleChar"/>
+    <w:uiPriority w:val="10"/>
+    <w:qFormat/>
+    <w:rsid w:val="00fd5ba9"/>
+    <w:pPr>
+      <w:spacing w:lineRule="auto" w:line="240" w:before="0" w:after="80"/>
+      <w:contextualSpacing/>
+    </w:pPr>
+    <w:rPr>
+      <w:rFonts w:ascii="Calibri Light" w:hAnsi="Calibri Light" w:eastAsia="" w:cs="" w:asciiTheme="majorHAnsi" w:cstheme="majorBidi" w:eastAsiaTheme="majorEastAsia" w:hAnsiTheme="majorHAnsi"/>
+      <w:spacing w:val="-10"/>
+      <w:kern w:val="2"/>
+      <w:sz w:val="56"/>
+      <w:szCs w:val="56"/>
+    </w:rPr>
+  </w:style>
+  <w:style w:type="paragraph" w:styleId="Subtitle">
+    <w:name w:val="Subtitle"/>
+    <w:basedOn w:val="Normal"/>
+    <w:next w:val="Normal"/>
+    <w:link w:val="SubtitleChar"/>
+    <w:uiPriority w:val="11"/>
+    <w:qFormat/>
+    <w:rsid w:val="00fd5ba9"/>
+    <w:pPr/>
+    <w:rPr>
+      <w:rFonts w:eastAsia="" w:cs="" w:cstheme="majorBidi" w:eastAsiaTheme="majorEastAsia"/>
+      <w:color w:themeColor="text1" w:themeTint="a6" w:val="595959"/>
+      <w:spacing w:val="15"/>
+      <w:sz w:val="28"/>
+      <w:szCs w:val="28"/>
+    </w:rPr>
+  </w:style>
+  <w:style w:type="paragraph" w:styleId="Quote">
+    <w:name w:val="Quote"/>
+    <w:basedOn w:val="Normal"/>
+    <w:next w:val="Normal"/>
+    <w:link w:val="QuoteChar"/>
+    <w:uiPriority w:val="29"/>
+    <w:qFormat/>
+    <w:rsid w:val="00fd5ba9"/>
+    <w:pPr>
+      <w:spacing w:before="160" w:after="160"/>
+      <w:jc w:val="center"/>
+    </w:pPr>
+    <w:rPr>
+      <w:i/>
+      <w:iCs/>
+      <w:color w:themeColor="text1" w:themeTint="bf" w:val="404040"/>
+    </w:rPr>
+  </w:style>
+  <w:style w:type="paragraph" w:styleId="ListParagraph">
+    <w:name w:val="List Paragraph"/>
+    <w:basedOn w:val="Normal"/>
+    <w:uiPriority w:val="34"/>
+    <w:qFormat/>
+    <w:rsid w:val="00fd5ba9"/>
+    <w:pPr>
+      <w:spacing w:before="0" w:after="160"/>
+      <w:ind w:start="720"/>
+      <w:contextualSpacing/>
+    </w:pPr>
+    <w:rPr/>
+  </w:style>
+  <w:style w:type="paragraph" w:styleId="IntenseQuote">
+    <w:name w:val="Intense Quote"/>
+    <w:basedOn w:val="Normal"/>
+    <w:next w:val="Normal"/>
+    <w:link w:val="IntenseQuoteChar"/>
+    <w:uiPriority w:val="30"/>
+    <w:qFormat/>
+    <w:rsid w:val="00fd5ba9"/>
+    <w:pPr>
+      <w:pBdr>
+        <w:top w:val="single" w:sz="4" w:space="10" w:color="2F5496" w:themeColor="accent1" w:themeShade="bf"/>
+        <w:bottom w:val="single" w:sz="4" w:space="10" w:color="2F5496" w:themeColor="accent1" w:themeShade="bf"/>
+      </w:pBdr>
+      <w:spacing w:before="360" w:after="360"/>
+      <w:ind w:start="864" w:end="864"/>
+      <w:jc w:val="center"/>
+    </w:pPr>
+    <w:rPr>
+      <w:i/>
+      <w:iCs/>
+      <w:color w:themeColor="accent1" w:themeShade="bf" w:val="2F5496"/>
+    </w:rPr>
+  </w:style>
+  <w:style w:type="numbering" w:styleId="NoList" w:default="1">
+    <w:name w:val="No List"/>
+    <w:uiPriority w:val="99"/>
+    <w:semiHidden/>
+    <w:unhideWhenUsed/>
+    <w:qFormat/>
   </w:style>
   <w:style w:type="table" w:default="1" w:styleId="TableNormal">
     <w:name w:val="Normal Table"/>
@@ -779,7 +1117,6 @@
     <w:semiHidden/>
     <w:unhideWhenUsed/>
     <w:tblPr>
-      <w:tblInd w:w="0" w:type="dxa"/>
       <w:tblCellMar>
         <w:top w:w="0" w:type="dxa"/>
         <w:left w:w="108" w:type="dxa"/>
@@ -788,314 +1125,18 @@
       </w:tblCellMar>
     </w:tblPr>
   </w:style>
-  <w:style w:type="numbering" w:default="1" w:styleId="NoList">
-    <w:name w:val="No List"/>
-    <w:uiPriority w:val="99"/>
-    <w:semiHidden/>
-    <w:unhideWhenUsed/>
-  </w:style>
-  <w:style w:type="character" w:customStyle="1" w:styleId="Heading1Char">
-    <w:name w:val="Heading 1 Char"/>
-    <w:basedOn w:val="DefaultParagraphFont"/>
-    <w:link w:val="Heading1"/>
-    <w:uiPriority w:val="9"/>
-    <w:rsid w:val="00FD5BA9"/>
-    <w:rPr>
-      <w:rFonts w:asciiTheme="majorHAnsi" w:eastAsiaTheme="majorEastAsia" w:hAnsiTheme="majorHAnsi" w:cstheme="majorBidi"/>
-      <w:color w:val="2F5496" w:themeColor="accent1" w:themeShade="BF"/>
-      <w:sz w:val="40"/>
-      <w:szCs w:val="40"/>
-    </w:rPr>
-  </w:style>
-  <w:style w:type="character" w:customStyle="1" w:styleId="Heading2Char">
-    <w:name w:val="Heading 2 Char"/>
-    <w:basedOn w:val="DefaultParagraphFont"/>
-    <w:link w:val="Heading2"/>
-    <w:uiPriority w:val="9"/>
-    <w:semiHidden/>
-    <w:rsid w:val="00FD5BA9"/>
-    <w:rPr>
-      <w:rFonts w:asciiTheme="majorHAnsi" w:eastAsiaTheme="majorEastAsia" w:hAnsiTheme="majorHAnsi" w:cstheme="majorBidi"/>
-      <w:color w:val="2F5496" w:themeColor="accent1" w:themeShade="BF"/>
-      <w:sz w:val="32"/>
-      <w:szCs w:val="32"/>
-    </w:rPr>
-  </w:style>
-  <w:style w:type="character" w:customStyle="1" w:styleId="Heading3Char">
-    <w:name w:val="Heading 3 Char"/>
-    <w:basedOn w:val="DefaultParagraphFont"/>
-    <w:link w:val="Heading3"/>
-    <w:uiPriority w:val="9"/>
-    <w:semiHidden/>
-    <w:rsid w:val="00FD5BA9"/>
-    <w:rPr>
-      <w:rFonts w:eastAsiaTheme="majorEastAsia" w:cstheme="majorBidi"/>
-      <w:color w:val="2F5496" w:themeColor="accent1" w:themeShade="BF"/>
-      <w:sz w:val="28"/>
-      <w:szCs w:val="28"/>
-    </w:rPr>
-  </w:style>
-  <w:style w:type="character" w:customStyle="1" w:styleId="Heading4Char">
-    <w:name w:val="Heading 4 Char"/>
-    <w:basedOn w:val="DefaultParagraphFont"/>
-    <w:link w:val="Heading4"/>
-    <w:uiPriority w:val="9"/>
-    <w:semiHidden/>
-    <w:rsid w:val="00FD5BA9"/>
-    <w:rPr>
-      <w:rFonts w:eastAsiaTheme="majorEastAsia" w:cstheme="majorBidi"/>
-      <w:i/>
-      <w:iCs/>
-      <w:color w:val="2F5496" w:themeColor="accent1" w:themeShade="BF"/>
-    </w:rPr>
-  </w:style>
-  <w:style w:type="character" w:customStyle="1" w:styleId="Heading5Char">
-    <w:name w:val="Heading 5 Char"/>
-    <w:basedOn w:val="DefaultParagraphFont"/>
-    <w:link w:val="Heading5"/>
-    <w:uiPriority w:val="9"/>
-    <w:semiHidden/>
-    <w:rsid w:val="00FD5BA9"/>
-    <w:rPr>
-      <w:rFonts w:eastAsiaTheme="majorEastAsia" w:cstheme="majorBidi"/>
-      <w:color w:val="2F5496" w:themeColor="accent1" w:themeShade="BF"/>
-    </w:rPr>
-  </w:style>
-  <w:style w:type="character" w:customStyle="1" w:styleId="Heading6Char">
-    <w:name w:val="Heading 6 Char"/>
-    <w:basedOn w:val="DefaultParagraphFont"/>
-    <w:link w:val="Heading6"/>
-    <w:uiPriority w:val="9"/>
-    <w:semiHidden/>
-    <w:rsid w:val="00FD5BA9"/>
-    <w:rPr>
-      <w:rFonts w:eastAsiaTheme="majorEastAsia" w:cstheme="majorBidi"/>
-      <w:i/>
-      <w:iCs/>
-      <w:color w:val="595959" w:themeColor="text1" w:themeTint="A6"/>
-    </w:rPr>
-  </w:style>
-  <w:style w:type="character" w:customStyle="1" w:styleId="Heading7Char">
-    <w:name w:val="Heading 7 Char"/>
-    <w:basedOn w:val="DefaultParagraphFont"/>
-    <w:link w:val="Heading7"/>
-    <w:uiPriority w:val="9"/>
-    <w:semiHidden/>
-    <w:rsid w:val="00FD5BA9"/>
-    <w:rPr>
-      <w:rFonts w:eastAsiaTheme="majorEastAsia" w:cstheme="majorBidi"/>
-      <w:color w:val="595959" w:themeColor="text1" w:themeTint="A6"/>
-    </w:rPr>
-  </w:style>
-  <w:style w:type="character" w:customStyle="1" w:styleId="Heading8Char">
-    <w:name w:val="Heading 8 Char"/>
-    <w:basedOn w:val="DefaultParagraphFont"/>
-    <w:link w:val="Heading8"/>
-    <w:uiPriority w:val="9"/>
-    <w:semiHidden/>
-    <w:rsid w:val="00FD5BA9"/>
-    <w:rPr>
-      <w:rFonts w:eastAsiaTheme="majorEastAsia" w:cstheme="majorBidi"/>
-      <w:i/>
-      <w:iCs/>
-      <w:color w:val="272727" w:themeColor="text1" w:themeTint="D8"/>
-    </w:rPr>
-  </w:style>
-  <w:style w:type="character" w:customStyle="1" w:styleId="Heading9Char">
-    <w:name w:val="Heading 9 Char"/>
-    <w:basedOn w:val="DefaultParagraphFont"/>
-    <w:link w:val="Heading9"/>
-    <w:uiPriority w:val="9"/>
-    <w:semiHidden/>
-    <w:rsid w:val="00FD5BA9"/>
-    <w:rPr>
-      <w:rFonts w:eastAsiaTheme="majorEastAsia" w:cstheme="majorBidi"/>
-      <w:color w:val="272727" w:themeColor="text1" w:themeTint="D8"/>
-    </w:rPr>
-  </w:style>
-  <w:style w:type="paragraph" w:styleId="Title">
-    <w:name w:val="Title"/>
-    <w:basedOn w:val="Normal"/>
-    <w:next w:val="Normal"/>
-    <w:link w:val="TitleChar"/>
-    <w:uiPriority w:val="10"/>
-    <w:qFormat/>
-    <w:rsid w:val="00FD5BA9"/>
-    <w:pPr>
-      <w:spacing w:after="80" w:line="240" w:lineRule="auto"/>
-      <w:contextualSpacing/>
-    </w:pPr>
-    <w:rPr>
-      <w:rFonts w:asciiTheme="majorHAnsi" w:eastAsiaTheme="majorEastAsia" w:hAnsiTheme="majorHAnsi" w:cstheme="majorBidi"/>
-      <w:spacing w:val="-10"/>
-      <w:kern w:val="28"/>
-      <w:sz w:val="56"/>
-      <w:szCs w:val="56"/>
-    </w:rPr>
-  </w:style>
-  <w:style w:type="character" w:customStyle="1" w:styleId="TitleChar">
-    <w:name w:val="Title Char"/>
-    <w:basedOn w:val="DefaultParagraphFont"/>
-    <w:link w:val="Title"/>
-    <w:uiPriority w:val="10"/>
-    <w:rsid w:val="00FD5BA9"/>
-    <w:rPr>
-      <w:rFonts w:asciiTheme="majorHAnsi" w:eastAsiaTheme="majorEastAsia" w:hAnsiTheme="majorHAnsi" w:cstheme="majorBidi"/>
-      <w:spacing w:val="-10"/>
-      <w:kern w:val="28"/>
-      <w:sz w:val="56"/>
-      <w:szCs w:val="56"/>
-    </w:rPr>
-  </w:style>
-  <w:style w:type="paragraph" w:styleId="Subtitle">
-    <w:name w:val="Subtitle"/>
-    <w:basedOn w:val="Normal"/>
-    <w:next w:val="Normal"/>
-    <w:link w:val="SubtitleChar"/>
-    <w:uiPriority w:val="11"/>
-    <w:qFormat/>
-    <w:rsid w:val="00FD5BA9"/>
-    <w:pPr>
-      <w:numPr>
-        <w:ilvl w:val="1"/>
-      </w:numPr>
-    </w:pPr>
-    <w:rPr>
-      <w:rFonts w:eastAsiaTheme="majorEastAsia" w:cstheme="majorBidi"/>
-      <w:color w:val="595959" w:themeColor="text1" w:themeTint="A6"/>
-      <w:spacing w:val="15"/>
-      <w:sz w:val="28"/>
-      <w:szCs w:val="28"/>
-    </w:rPr>
-  </w:style>
-  <w:style w:type="character" w:customStyle="1" w:styleId="SubtitleChar">
-    <w:name w:val="Subtitle Char"/>
-    <w:basedOn w:val="DefaultParagraphFont"/>
-    <w:link w:val="Subtitle"/>
-    <w:uiPriority w:val="11"/>
-    <w:rsid w:val="00FD5BA9"/>
-    <w:rPr>
-      <w:rFonts w:eastAsiaTheme="majorEastAsia" w:cstheme="majorBidi"/>
-      <w:color w:val="595959" w:themeColor="text1" w:themeTint="A6"/>
-      <w:spacing w:val="15"/>
-      <w:sz w:val="28"/>
-      <w:szCs w:val="28"/>
-    </w:rPr>
-  </w:style>
-  <w:style w:type="paragraph" w:styleId="Quote">
-    <w:name w:val="Quote"/>
-    <w:basedOn w:val="Normal"/>
-    <w:next w:val="Normal"/>
-    <w:link w:val="QuoteChar"/>
-    <w:uiPriority w:val="29"/>
-    <w:qFormat/>
-    <w:rsid w:val="00FD5BA9"/>
-    <w:pPr>
-      <w:spacing w:before="160"/>
-      <w:jc w:val="center"/>
-    </w:pPr>
-    <w:rPr>
-      <w:i/>
-      <w:iCs/>
-      <w:color w:val="404040" w:themeColor="text1" w:themeTint="BF"/>
-    </w:rPr>
-  </w:style>
-  <w:style w:type="character" w:customStyle="1" w:styleId="QuoteChar">
-    <w:name w:val="Quote Char"/>
-    <w:basedOn w:val="DefaultParagraphFont"/>
-    <w:link w:val="Quote"/>
-    <w:uiPriority w:val="29"/>
-    <w:rsid w:val="00FD5BA9"/>
-    <w:rPr>
-      <w:i/>
-      <w:iCs/>
-      <w:color w:val="404040" w:themeColor="text1" w:themeTint="BF"/>
-    </w:rPr>
-  </w:style>
-  <w:style w:type="paragraph" w:styleId="ListParagraph">
-    <w:name w:val="List Paragraph"/>
-    <w:basedOn w:val="Normal"/>
-    <w:uiPriority w:val="34"/>
-    <w:qFormat/>
-    <w:rsid w:val="00FD5BA9"/>
-    <w:pPr>
-      <w:ind w:left="720"/>
-      <w:contextualSpacing/>
-    </w:pPr>
-  </w:style>
-  <w:style w:type="character" w:styleId="IntenseEmphasis">
-    <w:name w:val="Intense Emphasis"/>
-    <w:basedOn w:val="DefaultParagraphFont"/>
-    <w:uiPriority w:val="21"/>
-    <w:qFormat/>
-    <w:rsid w:val="00FD5BA9"/>
-    <w:rPr>
-      <w:i/>
-      <w:iCs/>
-      <w:color w:val="2F5496" w:themeColor="accent1" w:themeShade="BF"/>
-    </w:rPr>
-  </w:style>
-  <w:style w:type="paragraph" w:styleId="IntenseQuote">
-    <w:name w:val="Intense Quote"/>
-    <w:basedOn w:val="Normal"/>
-    <w:next w:val="Normal"/>
-    <w:link w:val="IntenseQuoteChar"/>
-    <w:uiPriority w:val="30"/>
-    <w:qFormat/>
-    <w:rsid w:val="00FD5BA9"/>
-    <w:pPr>
-      <w:pBdr>
-        <w:top w:val="single" w:sz="4" w:space="10" w:color="2F5496" w:themeColor="accent1" w:themeShade="BF"/>
-        <w:bottom w:val="single" w:sz="4" w:space="10" w:color="2F5496" w:themeColor="accent1" w:themeShade="BF"/>
-      </w:pBdr>
-      <w:spacing w:before="360" w:after="360"/>
-      <w:ind w:left="864" w:right="864"/>
-      <w:jc w:val="center"/>
-    </w:pPr>
-    <w:rPr>
-      <w:i/>
-      <w:iCs/>
-      <w:color w:val="2F5496" w:themeColor="accent1" w:themeShade="BF"/>
-    </w:rPr>
-  </w:style>
-  <w:style w:type="character" w:customStyle="1" w:styleId="IntenseQuoteChar">
-    <w:name w:val="Intense Quote Char"/>
-    <w:basedOn w:val="DefaultParagraphFont"/>
-    <w:link w:val="IntenseQuote"/>
-    <w:uiPriority w:val="30"/>
-    <w:rsid w:val="00FD5BA9"/>
-    <w:rPr>
-      <w:i/>
-      <w:iCs/>
-      <w:color w:val="2F5496" w:themeColor="accent1" w:themeShade="BF"/>
-    </w:rPr>
-  </w:style>
-  <w:style w:type="character" w:styleId="IntenseReference">
-    <w:name w:val="Intense Reference"/>
-    <w:basedOn w:val="DefaultParagraphFont"/>
-    <w:uiPriority w:val="32"/>
-    <w:qFormat/>
-    <w:rsid w:val="00FD5BA9"/>
-    <w:rPr>
-      <w:b/>
-      <w:bCs/>
-      <w:smallCaps/>
-      <w:color w:val="2F5496" w:themeColor="accent1" w:themeShade="BF"/>
-      <w:spacing w:val="5"/>
-    </w:rPr>
-  </w:style>
 </w:styles>
 </file>
 
 <file path=word/theme/theme1.xml><?xml version="1.0" encoding="utf-8"?>
-<a:theme xmlns:a="http://schemas.openxmlformats.org/drawingml/2006/main" name="Office Theme">
+<a:theme xmlns:a="http://schemas.openxmlformats.org/drawingml/2006/main" xmlns:r="http://schemas.openxmlformats.org/officeDocument/2006/relationships" name="Office Theme">
   <a:themeElements>
     <a:clrScheme name="Office">
       <a:dk1>
-        <a:sysClr val="windowText" lastClr="000000"/>
+        <a:srgbClr val="000000"/>
       </a:dk1>
       <a:lt1>
-        <a:sysClr val="window" lastClr="FFFFFF"/>
+        <a:srgbClr val="FFFFFF"/>
       </a:lt1>
       <a:dk2>
         <a:srgbClr val="44546A"/>
@@ -1130,153 +1171,55 @@
     </a:clrScheme>
     <a:fontScheme name="Office">
       <a:majorFont>
-        <a:latin typeface="Calibri Light" panose="020F0302020204030204"/>
+        <a:latin typeface="Calibri Light" panose="020F0302020204030204" pitchFamily="0" charset="1"/>
         <a:ea typeface=""/>
         <a:cs typeface=""/>
-        <a:font script="Jpan" typeface="游ゴシック Light"/>
-        <a:font script="Hang" typeface="맑은 고딕"/>
-        <a:font script="Hans" typeface="等线 Light"/>
-        <a:font script="Hant" typeface="新細明體"/>
-        <a:font script="Arab" typeface="Times New Roman"/>
-        <a:font script="Hebr" typeface="Times New Roman"/>
-        <a:font script="Thai" typeface="Angsana New"/>
-        <a:font script="Ethi" typeface="Nyala"/>
-        <a:font script="Beng" typeface="Vrinda"/>
-        <a:font script="Gujr" typeface="Shruti"/>
-        <a:font script="Khmr" typeface="MoolBoran"/>
-        <a:font script="Knda" typeface="Tunga"/>
-        <a:font script="Guru" typeface="Raavi"/>
-        <a:font script="Cans" typeface="Euphemia"/>
-        <a:font script="Cher" typeface="Plantagenet Cherokee"/>
-        <a:font script="Yiii" typeface="Microsoft Yi Baiti"/>
-        <a:font script="Tibt" typeface="Microsoft Himalaya"/>
-        <a:font script="Thaa" typeface="MV Boli"/>
-        <a:font script="Deva" typeface="Mangal"/>
-        <a:font script="Telu" typeface="Gautami"/>
-        <a:font script="Taml" typeface="Latha"/>
-        <a:font script="Syrc" typeface="Estrangelo Edessa"/>
-        <a:font script="Orya" typeface="Kalinga"/>
-        <a:font script="Mlym" typeface="Kartika"/>
-        <a:font script="Laoo" typeface="DokChampa"/>
-        <a:font script="Sinh" typeface="Iskoola Pota"/>
-        <a:font script="Mong" typeface="Mongolian Baiti"/>
-        <a:font script="Viet" typeface="Times New Roman"/>
-        <a:font script="Uigh" typeface="Microsoft Uighur"/>
-        <a:font script="Geor" typeface="Sylfaen"/>
-        <a:font script="Armn" typeface="Arial"/>
-        <a:font script="Bugi" typeface="Leelawadee UI"/>
-        <a:font script="Bopo" typeface="Microsoft JhengHei"/>
-        <a:font script="Java" typeface="Javanese Text"/>
-        <a:font script="Lisu" typeface="Segoe UI"/>
-        <a:font script="Mymr" typeface="Myanmar Text"/>
-        <a:font script="Nkoo" typeface="Ebrima"/>
-        <a:font script="Olck" typeface="Nirmala UI"/>
-        <a:font script="Osma" typeface="Ebrima"/>
-        <a:font script="Phag" typeface="Phagspa"/>
-        <a:font script="Syrn" typeface="Estrangelo Edessa"/>
-        <a:font script="Syrj" typeface="Estrangelo Edessa"/>
-        <a:font script="Syre" typeface="Estrangelo Edessa"/>
-        <a:font script="Sora" typeface="Nirmala UI"/>
-        <a:font script="Tale" typeface="Microsoft Tai Le"/>
-        <a:font script="Talu" typeface="Microsoft New Tai Lue"/>
-        <a:font script="Tfng" typeface="Ebrima"/>
       </a:majorFont>
       <a:minorFont>
-        <a:latin typeface="Calibri" panose="020F0502020204030204"/>
+        <a:latin typeface="Calibri" panose="020F0502020204030204" pitchFamily="0" charset="1"/>
         <a:ea typeface=""/>
         <a:cs typeface=""/>
-        <a:font script="Jpan" typeface="游ゴシック"/>
-        <a:font script="Hang" typeface="맑은 고딕"/>
-        <a:font script="Hans" typeface="等线"/>
-        <a:font script="Hant" typeface="新細明體"/>
-        <a:font script="Arab" typeface="Arial"/>
-        <a:font script="Hebr" typeface="Arial"/>
-        <a:font script="Thai" typeface="Cordia New"/>
-        <a:font script="Ethi" typeface="Nyala"/>
-        <a:font script="Beng" typeface="Vrinda"/>
-        <a:font script="Gujr" typeface="Shruti"/>
-        <a:font script="Khmr" typeface="DaunPenh"/>
-        <a:font script="Knda" typeface="Tunga"/>
-        <a:font script="Guru" typeface="Raavi"/>
-        <a:font script="Cans" typeface="Euphemia"/>
-        <a:font script="Cher" typeface="Plantagenet Cherokee"/>
-        <a:font script="Yiii" typeface="Microsoft Yi Baiti"/>
-        <a:font script="Tibt" typeface="Microsoft Himalaya"/>
-        <a:font script="Thaa" typeface="MV Boli"/>
-        <a:font script="Deva" typeface="Mangal"/>
-        <a:font script="Telu" typeface="Gautami"/>
-        <a:font script="Taml" typeface="Latha"/>
-        <a:font script="Syrc" typeface="Estrangelo Edessa"/>
-        <a:font script="Orya" typeface="Kalinga"/>
-        <a:font script="Mlym" typeface="Kartika"/>
-        <a:font script="Laoo" typeface="DokChampa"/>
-        <a:font script="Sinh" typeface="Iskoola Pota"/>
-        <a:font script="Mong" typeface="Mongolian Baiti"/>
-        <a:font script="Viet" typeface="Arial"/>
-        <a:font script="Uigh" typeface="Microsoft Uighur"/>
-        <a:font script="Geor" typeface="Sylfaen"/>
-        <a:font script="Armn" typeface="Arial"/>
-        <a:font script="Bugi" typeface="Leelawadee UI"/>
-        <a:font script="Bopo" typeface="Microsoft JhengHei"/>
-        <a:font script="Java" typeface="Javanese Text"/>
-        <a:font script="Lisu" typeface="Segoe UI"/>
-        <a:font script="Mymr" typeface="Myanmar Text"/>
-        <a:font script="Nkoo" typeface="Ebrima"/>
-        <a:font script="Olck" typeface="Nirmala UI"/>
-        <a:font script="Osma" typeface="Ebrima"/>
-        <a:font script="Phag" typeface="Phagspa"/>
-        <a:font script="Syrn" typeface="Estrangelo Edessa"/>
-        <a:font script="Syrj" typeface="Estrangelo Edessa"/>
-        <a:font script="Syre" typeface="Estrangelo Edessa"/>
-        <a:font script="Sora" typeface="Nirmala UI"/>
-        <a:font script="Tale" typeface="Microsoft Tai Le"/>
-        <a:font script="Talu" typeface="Microsoft New Tai Lue"/>
-        <a:font script="Tfng" typeface="Ebrima"/>
       </a:minorFont>
     </a:fontScheme>
-    <a:fmtScheme name="Office">
+    <a:fmtScheme>
       <a:fillStyleLst>
         <a:solidFill>
           <a:schemeClr val="phClr"/>
         </a:solidFill>
-        <a:gradFill rotWithShape="1">
+        <a:gradFill>
           <a:gsLst>
             <a:gs pos="0">
               <a:schemeClr val="phClr">
                 <a:lumMod val="110000"/>
-                <a:satMod val="105000"/>
                 <a:tint val="67000"/>
               </a:schemeClr>
             </a:gs>
             <a:gs pos="50000">
               <a:schemeClr val="phClr">
                 <a:lumMod val="105000"/>
-                <a:satMod val="103000"/>
                 <a:tint val="73000"/>
               </a:schemeClr>
             </a:gs>
             <a:gs pos="100000">
               <a:schemeClr val="phClr">
                 <a:lumMod val="105000"/>
-                <a:satMod val="109000"/>
                 <a:tint val="81000"/>
               </a:schemeClr>
             </a:gs>
           </a:gsLst>
           <a:lin ang="5400000" scaled="0"/>
+          <a:tileRect l="0" t="0" r="0" b="0"/>
         </a:gradFill>
-        <a:gradFill rotWithShape="1">
+        <a:gradFill>
           <a:gsLst>
             <a:gs pos="0">
               <a:schemeClr val="phClr">
-                <a:satMod val="103000"/>
                 <a:lumMod val="102000"/>
                 <a:tint val="94000"/>
               </a:schemeClr>
             </a:gs>
             <a:gs pos="50000">
               <a:schemeClr val="phClr">
-                <a:satMod val="110000"/>
                 <a:lumMod val="100000"/>
                 <a:shade val="100000"/>
               </a:schemeClr>
@@ -1284,33 +1227,24 @@
             <a:gs pos="100000">
               <a:schemeClr val="phClr">
                 <a:lumMod val="99000"/>
-                <a:satMod val="120000"/>
                 <a:shade val="78000"/>
               </a:schemeClr>
             </a:gs>
           </a:gsLst>
           <a:lin ang="5400000" scaled="0"/>
+          <a:tileRect l="0" t="0" r="0" b="0"/>
         </a:gradFill>
       </a:fillStyleLst>
       <a:lnStyleLst>
         <a:ln w="6350" cap="flat" cmpd="sng" algn="ctr">
-          <a:solidFill>
-            <a:schemeClr val="phClr"/>
-          </a:solidFill>
           <a:prstDash val="solid"/>
           <a:miter lim="800000"/>
         </a:ln>
         <a:ln w="12700" cap="flat" cmpd="sng" algn="ctr">
-          <a:solidFill>
-            <a:schemeClr val="phClr"/>
-          </a:solidFill>
           <a:prstDash val="solid"/>
           <a:miter lim="800000"/>
         </a:ln>
         <a:ln w="19050" cap="flat" cmpd="sng" algn="ctr">
-          <a:solidFill>
-            <a:schemeClr val="phClr"/>
-          </a:solidFill>
           <a:prstDash val="solid"/>
           <a:miter lim="800000"/>
         </a:ln>
@@ -1323,13 +1257,7 @@
           <a:effectLst/>
         </a:effectStyle>
         <a:effectStyle>
-          <a:effectLst>
-            <a:outerShdw blurRad="57150" dist="19050" dir="5400000" algn="ctr" rotWithShape="0">
-              <a:srgbClr val="000000">
-                <a:alpha val="63000"/>
-              </a:srgbClr>
-            </a:outerShdw>
-          </a:effectLst>
+          <a:effectLst/>
         </a:effectStyle>
       </a:effectStyleLst>
       <a:bgFillStyleLst>
@@ -1339,15 +1267,13 @@
         <a:solidFill>
           <a:schemeClr val="phClr">
             <a:tint val="95000"/>
-            <a:satMod val="170000"/>
           </a:schemeClr>
         </a:solidFill>
-        <a:gradFill rotWithShape="1">
+        <a:gradFill>
           <a:gsLst>
             <a:gs pos="0">
               <a:schemeClr val="phClr">
                 <a:tint val="93000"/>
-                <a:satMod val="150000"/>
                 <a:shade val="98000"/>
                 <a:lumMod val="102000"/>
               </a:schemeClr>
@@ -1355,7 +1281,6 @@
             <a:gs pos="50000">
               <a:schemeClr val="phClr">
                 <a:tint val="98000"/>
-                <a:satMod val="130000"/>
                 <a:shade val="90000"/>
                 <a:lumMod val="103000"/>
               </a:schemeClr>
@@ -1363,21 +1288,14 @@
             <a:gs pos="100000">
               <a:schemeClr val="phClr">
                 <a:shade val="63000"/>
-                <a:satMod val="120000"/>
               </a:schemeClr>
             </a:gs>
           </a:gsLst>
           <a:lin ang="5400000" scaled="0"/>
+          <a:tileRect l="0" t="0" r="0" b="0"/>
         </a:gradFill>
       </a:bgFillStyleLst>
     </a:fmtScheme>
   </a:themeElements>
-  <a:objectDefaults/>
-  <a:extraClrSchemeLst/>
-  <a:extLst>
-    <a:ext uri="{05A4C25C-085E-4340-85A3-A5531E510DB2}">
-      <thm15:themeFamily xmlns:thm15="http://schemas.microsoft.com/office/thememl/2012/main" name="Office Theme" id="{62F939B6-93AF-4DB8-9C6B-D6C7DFDC589F}" vid="{4A3C46E8-61CC-4603-A589-7422A47A8E4A}"/>
-    </a:ext>
-  </a:extLst>
 </a:theme>
 </file>